--- a/public/docs/MuthuKarthik-CV.docx
+++ b/public/docs/MuthuKarthik-CV.docx
@@ -1,6 +1,6 @@
 
 <file path=word/document.xml><?xml version="1.0" encoding="utf-8"?>
-<w:document xmlns:wpc="http://schemas.microsoft.com/office/word/2010/wordprocessingCanvas" xmlns:cx="http://schemas.microsoft.com/office/drawing/2014/chartex" xmlns:cx1="http://schemas.microsoft.com/office/drawing/2015/9/8/chartex" xmlns:cx2="http://schemas.microsoft.com/office/drawing/2015/10/21/chartex" xmlns:cx3="http://schemas.microsoft.com/office/drawing/2016/5/9/chartex" xmlns:cx4="http://schemas.microsoft.com/office/drawing/2016/5/10/chartex" xmlns:cx5="http://schemas.microsoft.com/office/drawing/2016/5/11/chartex" xmlns:cx6="http://schemas.microsoft.com/office/drawing/2016/5/12/chartex" xmlns:cx7="http://schemas.microsoft.com/office/drawing/2016/5/13/chartex" xmlns:cx8="http://schemas.microsoft.com/office/drawing/2016/5/14/chartex" xmlns:mc="http://schemas.openxmlformats.org/markup-compatibility/2006" xmlns:aink="http://schemas.microsoft.com/office/drawing/2016/ink" xmlns:am3d="http://schemas.microsoft.com/office/drawing/2017/model3d" xmlns:o="urn:schemas-microsoft-com:office:office" xmlns:oel="http://schemas.microsoft.com/office/2019/extlst" xmlns:r="http://schemas.openxmlformats.org/officeDocument/2006/relationships" xmlns:m="http://schemas.openxmlformats.org/officeDocument/2006/math" xmlns:v="urn:schemas-microsoft-com:vml" xmlns:wp14="http://schemas.microsoft.com/office/word/2010/wordprocessingDrawing" xmlns:wp="http://schemas.openxmlformats.org/drawingml/2006/wordprocessingDrawing" xmlns:w10="urn:schemas-microsoft-com:office:word" xmlns:w="http://schemas.openxmlformats.org/wordprocessingml/2006/main" xmlns:w14="http://schemas.microsoft.com/office/word/2010/wordml" xmlns:w15="http://schemas.microsoft.com/office/word/2012/wordml" xmlns:w16cei="http://schemas.microsoft.com/office/word/2026/wordml/cei" xmlns:w16cex="http://schemas.microsoft.com/office/word/2018/wordml/cex" xmlns:w16cid="http://schemas.microsoft.com/office/word/2016/wordml/cid" xmlns:w16="http://schemas.microsoft.com/office/word/2018/wordml" xmlns:w16du="http://schemas.microsoft.com/office/word/2023/wordml/word16du" xmlns:w16sdtdh="http://schemas.microsoft.com/office/word/2020/wordml/sdtdatahash" xmlns:w16sdtfl="http://schemas.microsoft.com/office/word/2024/wordml/sdtformatlock" xmlns:w16se="http://schemas.microsoft.com/office/word/2015/wordml/symex" xmlns:wpg="http://schemas.microsoft.com/office/word/2010/wordprocessingGroup" xmlns:wpi="http://schemas.microsoft.com/office/word/2010/wordprocessingInk" xmlns:wne="http://schemas.microsoft.com/office/word/2006/wordml" xmlns:wps="http://schemas.microsoft.com/office/word/2010/wordprocessingShape" mc:Ignorable="w14 w15 w16se w16cid w16 w16cex w16sdtdh w16sdtfl w16du wp14">
+<w:document xmlns:wpc="http://schemas.microsoft.com/office/word/2010/wordprocessingCanvas" xmlns:cx="http://schemas.microsoft.com/office/drawing/2014/chartex" xmlns:cx1="http://schemas.microsoft.com/office/drawing/2015/9/8/chartex" xmlns:cx2="http://schemas.microsoft.com/office/drawing/2015/10/21/chartex" xmlns:cx3="http://schemas.microsoft.com/office/drawing/2016/5/9/chartex" xmlns:cx4="http://schemas.microsoft.com/office/drawing/2016/5/10/chartex" xmlns:cx5="http://schemas.microsoft.com/office/drawing/2016/5/11/chartex" xmlns:cx6="http://schemas.microsoft.com/office/drawing/2016/5/12/chartex" xmlns:cx7="http://schemas.microsoft.com/office/drawing/2016/5/13/chartex" xmlns:cx8="http://schemas.microsoft.com/office/drawing/2016/5/14/chartex" xmlns:mc="http://schemas.openxmlformats.org/markup-compatibility/2006" xmlns:aink="http://schemas.microsoft.com/office/drawing/2016/ink" xmlns:am3d="http://schemas.microsoft.com/office/drawing/2017/model3d" xmlns:o="urn:schemas-microsoft-com:office:office" xmlns:oel="http://schemas.microsoft.com/office/2019/extlst" xmlns:r="http://schemas.openxmlformats.org/officeDocument/2006/relationships" xmlns:m="http://schemas.openxmlformats.org/officeDocument/2006/math" xmlns:v="urn:schemas-microsoft-com:vml" xmlns:wp14="http://schemas.microsoft.com/office/word/2010/wordprocessingDrawing" xmlns:wp="http://schemas.openxmlformats.org/drawingml/2006/wordprocessingDrawing" xmlns:w10="urn:schemas-microsoft-com:office:word" xmlns:w="http://schemas.openxmlformats.org/wordprocessingml/2006/main" xmlns:w14="http://schemas.microsoft.com/office/word/2010/wordml" xmlns:w15="http://schemas.microsoft.com/office/word/2012/wordml" xmlns:w16cex="http://schemas.microsoft.com/office/word/2018/wordml/cex" xmlns:w16cid="http://schemas.microsoft.com/office/word/2016/wordml/cid" xmlns:w16="http://schemas.microsoft.com/office/word/2018/wordml" xmlns:w16du="http://schemas.microsoft.com/office/word/2023/wordml/word16du" xmlns:w16sdtdh="http://schemas.microsoft.com/office/word/2020/wordml/sdtdatahash" xmlns:w16sdtfl="http://schemas.microsoft.com/office/word/2024/wordml/sdtformatlock" xmlns:w16se="http://schemas.microsoft.com/office/word/2015/wordml/symex" xmlns:wpg="http://schemas.microsoft.com/office/word/2010/wordprocessingGroup" xmlns:wpi="http://schemas.microsoft.com/office/word/2010/wordprocessingInk" xmlns:wne="http://schemas.microsoft.com/office/word/2006/wordml" xmlns:wps="http://schemas.microsoft.com/office/word/2010/wordprocessingShape" mc:Ignorable="w14 w15 w16se w16cid w16 w16cex w16sdtdh w16sdtfl w16du wp14">
   <w:body>
     <w:p>
       <w:pPr>
@@ -50,24 +50,49 @@
           <w:sz w:val="19"/>
           <w:szCs w:val="19"/>
         </w:rPr>
-        <w:t xml:space="preserve">+91-9976158821  |  </w:t>
-      </w:r>
-      <w:r>
-        <w:rPr>
-          <w:b/>
-          <w:bCs/>
-          <w:color w:val="1B2A4A"/>
+        <w:t>+91-</w:t>
+      </w:r>
+      <w:proofErr w:type="gramStart"/>
+      <w:r>
+        <w:rPr>
           <w:sz w:val="19"/>
           <w:szCs w:val="19"/>
         </w:rPr>
-        <w:t xml:space="preserve">Email: </w:t>
-      </w:r>
+        <w:t>9976158821  |</w:t>
+      </w:r>
+      <w:proofErr w:type="gramEnd"/>
       <w:r>
         <w:rPr>
           <w:sz w:val="19"/>
           <w:szCs w:val="19"/>
         </w:rPr>
-        <w:t xml:space="preserve">mr.muthukarthick@gmail.com  |  </w:t>
+        <w:t xml:space="preserve">  </w:t>
+      </w:r>
+      <w:r>
+        <w:rPr>
+          <w:b/>
+          <w:bCs/>
+          <w:color w:val="1B2A4A"/>
+          <w:sz w:val="19"/>
+          <w:szCs w:val="19"/>
+        </w:rPr>
+        <w:t xml:space="preserve">Email: </w:t>
+      </w:r>
+      <w:proofErr w:type="gramStart"/>
+      <w:r>
+        <w:rPr>
+          <w:sz w:val="19"/>
+          <w:szCs w:val="19"/>
+        </w:rPr>
+        <w:t>mr.muthukarthick@gmail.com  |</w:t>
+      </w:r>
+      <w:proofErr w:type="gramEnd"/>
+      <w:r>
+        <w:rPr>
+          <w:sz w:val="19"/>
+          <w:szCs w:val="19"/>
+        </w:rPr>
+        <w:t xml:space="preserve">  </w:t>
       </w:r>
       <w:r>
         <w:rPr>
@@ -109,18 +134,8 @@
             <w:sz w:val="19"/>
             <w:szCs w:val="19"/>
           </w:rPr>
-          <w:t>linkedin.com/in/</w:t>
+          <w:t>linkedin.com/in/mr-muthukarthick</w:t>
         </w:r>
-        <w:proofErr w:type="spellStart"/>
-        <w:r>
-          <w:rPr>
-            <w:color w:val="3366CC"/>
-            <w:sz w:val="19"/>
-            <w:szCs w:val="19"/>
-          </w:rPr>
-          <w:t>mr-muthukarthick</w:t>
-        </w:r>
-        <w:proofErr w:type="spellEnd"/>
       </w:hyperlink>
       <w:r>
         <w:rPr>
@@ -146,18 +161,57 @@
             <w:sz w:val="19"/>
             <w:szCs w:val="19"/>
           </w:rPr>
-          <w:t>github.com/</w:t>
+          <w:t>github.com/muthukarthick</w:t>
         </w:r>
-        <w:proofErr w:type="spellStart"/>
+      </w:hyperlink>
+      <w:r>
+        <w:t xml:space="preserve"> | </w:t>
+      </w:r>
+      <w:r>
+        <w:br/>
+      </w:r>
+      <w:r>
+        <w:rPr>
+          <w:b/>
+          <w:bCs/>
+          <w:color w:val="1B2A4A"/>
+          <w:sz w:val="19"/>
+          <w:szCs w:val="19"/>
+        </w:rPr>
+        <w:t>Portfolio</w:t>
+      </w:r>
+      <w:r>
+        <w:rPr>
+          <w:b/>
+          <w:bCs/>
+          <w:color w:val="1B2A4A"/>
+          <w:sz w:val="19"/>
+          <w:szCs w:val="19"/>
+        </w:rPr>
+        <w:t xml:space="preserve">: </w:t>
+      </w:r>
+      <w:hyperlink r:id="rId7" w:history="1">
         <w:r>
           <w:rPr>
-            <w:color w:val="3366CC"/>
-            <w:sz w:val="19"/>
-            <w:szCs w:val="19"/>
+            <w:rStyle w:val="Hyperlink"/>
+            <w:u w:val="none"/>
           </w:rPr>
-          <w:t>muthukarthick</w:t>
+          <w:t>muthukarthik-portfolio.verce</w:t>
         </w:r>
-        <w:proofErr w:type="spellEnd"/>
+        <w:r>
+          <w:rPr>
+            <w:rStyle w:val="Hyperlink"/>
+            <w:u w:val="none"/>
+          </w:rPr>
+          <w:t>l</w:t>
+        </w:r>
+        <w:r>
+          <w:rPr>
+            <w:rStyle w:val="Hyperlink"/>
+            <w:u w:val="none"/>
+          </w:rPr>
+          <w:t>.app</w:t>
+        </w:r>
       </w:hyperlink>
     </w:p>
     <w:p>
@@ -1433,7 +1487,7 @@
 </file>
 
 <file path=word/numbering.xml><?xml version="1.0" encoding="utf-8"?>
-<w:numbering xmlns:wpc="http://schemas.microsoft.com/office/word/2010/wordprocessingCanvas" xmlns:cx="http://schemas.microsoft.com/office/drawing/2014/chartex" xmlns:cx1="http://schemas.microsoft.com/office/drawing/2015/9/8/chartex" xmlns:cx2="http://schemas.microsoft.com/office/drawing/2015/10/21/chartex" xmlns:cx3="http://schemas.microsoft.com/office/drawing/2016/5/9/chartex" xmlns:cx4="http://schemas.microsoft.com/office/drawing/2016/5/10/chartex" xmlns:cx5="http://schemas.microsoft.com/office/drawing/2016/5/11/chartex" xmlns:cx6="http://schemas.microsoft.com/office/drawing/2016/5/12/chartex" xmlns:cx7="http://schemas.microsoft.com/office/drawing/2016/5/13/chartex" xmlns:cx8="http://schemas.microsoft.com/office/drawing/2016/5/14/chartex" xmlns:mc="http://schemas.openxmlformats.org/markup-compatibility/2006" xmlns:aink="http://schemas.microsoft.com/office/drawing/2016/ink" xmlns:am3d="http://schemas.microsoft.com/office/drawing/2017/model3d" xmlns:o="urn:schemas-microsoft-com:office:office" xmlns:oel="http://schemas.microsoft.com/office/2019/extlst" xmlns:r="http://schemas.openxmlformats.org/officeDocument/2006/relationships" xmlns:m="http://schemas.openxmlformats.org/officeDocument/2006/math" xmlns:v="urn:schemas-microsoft-com:vml" xmlns:wp14="http://schemas.microsoft.com/office/word/2010/wordprocessingDrawing" xmlns:wp="http://schemas.openxmlformats.org/drawingml/2006/wordprocessingDrawing" xmlns:w10="urn:schemas-microsoft-com:office:word" xmlns:w="http://schemas.openxmlformats.org/wordprocessingml/2006/main" xmlns:w14="http://schemas.microsoft.com/office/word/2010/wordml" xmlns:w15="http://schemas.microsoft.com/office/word/2012/wordml" xmlns:w16cei="http://schemas.microsoft.com/office/word/2026/wordml/cei" xmlns:w16cex="http://schemas.microsoft.com/office/word/2018/wordml/cex" xmlns:w16cid="http://schemas.microsoft.com/office/word/2016/wordml/cid" xmlns:w16="http://schemas.microsoft.com/office/word/2018/wordml" xmlns:w16du="http://schemas.microsoft.com/office/word/2023/wordml/word16du" xmlns:w16sdtdh="http://schemas.microsoft.com/office/word/2020/wordml/sdtdatahash" xmlns:w16sdtfl="http://schemas.microsoft.com/office/word/2024/wordml/sdtformatlock" xmlns:w16se="http://schemas.microsoft.com/office/word/2015/wordml/symex" xmlns:wpg="http://schemas.microsoft.com/office/word/2010/wordprocessingGroup" xmlns:wpi="http://schemas.microsoft.com/office/word/2010/wordprocessingInk" xmlns:wne="http://schemas.microsoft.com/office/word/2006/wordml" xmlns:wps="http://schemas.microsoft.com/office/word/2010/wordprocessingShape" mc:Ignorable="w14 w15 w16se w16cid w16 w16cex w16sdtdh w16sdtfl w16du wp14">
+<w:numbering xmlns:wpc="http://schemas.microsoft.com/office/word/2010/wordprocessingCanvas" xmlns:cx="http://schemas.microsoft.com/office/drawing/2014/chartex" xmlns:cx1="http://schemas.microsoft.com/office/drawing/2015/9/8/chartex" xmlns:cx2="http://schemas.microsoft.com/office/drawing/2015/10/21/chartex" xmlns:cx3="http://schemas.microsoft.com/office/drawing/2016/5/9/chartex" xmlns:cx4="http://schemas.microsoft.com/office/drawing/2016/5/10/chartex" xmlns:cx5="http://schemas.microsoft.com/office/drawing/2016/5/11/chartex" xmlns:cx6="http://schemas.microsoft.com/office/drawing/2016/5/12/chartex" xmlns:cx7="http://schemas.microsoft.com/office/drawing/2016/5/13/chartex" xmlns:cx8="http://schemas.microsoft.com/office/drawing/2016/5/14/chartex" xmlns:mc="http://schemas.openxmlformats.org/markup-compatibility/2006" xmlns:aink="http://schemas.microsoft.com/office/drawing/2016/ink" xmlns:am3d="http://schemas.microsoft.com/office/drawing/2017/model3d" xmlns:o="urn:schemas-microsoft-com:office:office" xmlns:oel="http://schemas.microsoft.com/office/2019/extlst" xmlns:r="http://schemas.openxmlformats.org/officeDocument/2006/relationships" xmlns:m="http://schemas.openxmlformats.org/officeDocument/2006/math" xmlns:v="urn:schemas-microsoft-com:vml" xmlns:wp14="http://schemas.microsoft.com/office/word/2010/wordprocessingDrawing" xmlns:wp="http://schemas.openxmlformats.org/drawingml/2006/wordprocessingDrawing" xmlns:w10="urn:schemas-microsoft-com:office:word" xmlns:w="http://schemas.openxmlformats.org/wordprocessingml/2006/main" xmlns:w14="http://schemas.microsoft.com/office/word/2010/wordml" xmlns:w15="http://schemas.microsoft.com/office/word/2012/wordml" xmlns:w16cex="http://schemas.microsoft.com/office/word/2018/wordml/cex" xmlns:w16cid="http://schemas.microsoft.com/office/word/2016/wordml/cid" xmlns:w16="http://schemas.microsoft.com/office/word/2018/wordml" xmlns:w16du="http://schemas.microsoft.com/office/word/2023/wordml/word16du" xmlns:w16sdtdh="http://schemas.microsoft.com/office/word/2020/wordml/sdtdatahash" xmlns:w16sdtfl="http://schemas.microsoft.com/office/word/2024/wordml/sdtformatlock" xmlns:w16se="http://schemas.microsoft.com/office/word/2015/wordml/symex" xmlns:wpg="http://schemas.microsoft.com/office/word/2010/wordprocessingGroup" xmlns:wpi="http://schemas.microsoft.com/office/word/2010/wordprocessingInk" xmlns:wne="http://schemas.microsoft.com/office/word/2006/wordml" xmlns:wps="http://schemas.microsoft.com/office/word/2010/wordprocessingShape" mc:Ignorable="w14 w15 w16se w16cid w16 w16cex w16sdtdh w16sdtfl w16du wp14">
   <w:abstractNum w:abstractNumId="0" w15:restartNumberingAfterBreak="0">
     <w:nsid w:val="02260CF9"/>
     <w:multiLevelType w:val="hybridMultilevel"/>
@@ -2181,6 +2235,30 @@
       <w:szCs w:val="20"/>
     </w:rPr>
   </w:style>
+  <w:style w:type="character" w:styleId="UnresolvedMention">
+    <w:name w:val="Unresolved Mention"/>
+    <w:basedOn w:val="DefaultParagraphFont"/>
+    <w:uiPriority w:val="99"/>
+    <w:semiHidden/>
+    <w:unhideWhenUsed/>
+    <w:rsid w:val="009B6764"/>
+    <w:rPr>
+      <w:color w:val="605E5C"/>
+      <w:shd w:val="clear" w:color="auto" w:fill="E1DFDD"/>
+    </w:rPr>
+  </w:style>
+  <w:style w:type="character" w:styleId="FollowedHyperlink">
+    <w:name w:val="FollowedHyperlink"/>
+    <w:basedOn w:val="DefaultParagraphFont"/>
+    <w:uiPriority w:val="99"/>
+    <w:semiHidden/>
+    <w:unhideWhenUsed/>
+    <w:rsid w:val="009B6764"/>
+    <w:rPr>
+      <w:color w:val="954F72" w:themeColor="followedHyperlink"/>
+      <w:u w:val="single"/>
+    </w:rPr>
+  </w:style>
 </w:styles>
 </file>
 

--- a/public/docs/MuthuKarthik-CV.docx
+++ b/public/docs/MuthuKarthik-CV.docx
@@ -6,8 +6,6 @@
       <w:pPr>
         <w:spacing w:after="40"/>
         <w:jc w:val="center"/>
-      </w:pPr>
-      <w:r>
         <w:rPr>
           <w:b/>
           <w:bCs/>
@@ -15,19 +13,152 @@
           <w:sz w:val="36"/>
           <w:szCs w:val="36"/>
         </w:rPr>
+      </w:pPr>
+      <w:r>
+        <w:rPr>
+          <w:b/>
+          <w:bCs/>
+          <w:color w:val="1B2A4A"/>
+          <w:sz w:val="36"/>
+          <w:szCs w:val="36"/>
+        </w:rPr>
         <w:t>MUTHU KARTHIK</w:t>
+      </w:r>
+    </w:p>
+    <w:p>
+      <w:pPr>
+        <w:spacing w:after="40"/>
+        <w:jc w:val="center"/>
+        <w:rPr>
+          <w:b/>
+          <w:bCs/>
+          <w:sz w:val="24"/>
+          <w:szCs w:val="24"/>
+        </w:rPr>
+      </w:pPr>
+      <w:r>
+        <w:rPr>
+          <w:b/>
+          <w:bCs/>
+          <w:color w:val="4472C4" w:themeColor="accent1"/>
+          <w:sz w:val="24"/>
+          <w:szCs w:val="24"/>
+        </w:rPr>
+        <w:t>Senior Full-Stack Developer</w:t>
       </w:r>
     </w:p>
     <w:p>
       <w:pPr>
         <w:spacing w:after="160"/>
         <w:jc w:val="center"/>
-      </w:pPr>
-      <w:r>
-        <w:rPr>
+        <w:rPr>
+          <w:b/>
+          <w:bCs/>
+        </w:rPr>
+      </w:pPr>
+      <w:r>
+        <w:rPr>
+          <w:b/>
+          <w:bCs/>
           <w:color w:val="3366CC"/>
         </w:rPr>
-        <w:t>Senior Full-Stack Developer | PHP | Laravel | Drupal | WordPress | React | REST APIs | Application Architecture</w:t>
+        <w:t>PHP | Laravel | Drupal | WordPress | React</w:t>
+      </w:r>
+      <w:r>
+        <w:rPr>
+          <w:b/>
+          <w:bCs/>
+          <w:color w:val="3366CC"/>
+        </w:rPr>
+        <w:t xml:space="preserve"> JS</w:t>
+      </w:r>
+      <w:r>
+        <w:rPr>
+          <w:b/>
+          <w:bCs/>
+          <w:color w:val="3366CC"/>
+        </w:rPr>
+        <w:t xml:space="preserve"> | </w:t>
+      </w:r>
+      <w:r>
+        <w:rPr>
+          <w:b/>
+          <w:bCs/>
+          <w:color w:val="3366CC"/>
+        </w:rPr>
+        <w:t>Node JS</w:t>
+      </w:r>
+      <w:r>
+        <w:rPr>
+          <w:b/>
+          <w:bCs/>
+          <w:color w:val="3366CC"/>
+        </w:rPr>
+        <w:t xml:space="preserve"> | </w:t>
+      </w:r>
+      <w:r>
+        <w:rPr>
+          <w:b/>
+          <w:bCs/>
+          <w:color w:val="3366CC"/>
+        </w:rPr>
+        <w:t xml:space="preserve">REST </w:t>
+      </w:r>
+      <w:r>
+        <w:rPr>
+          <w:b/>
+          <w:bCs/>
+          <w:color w:val="4472C4" w:themeColor="accent1"/>
+        </w:rPr>
+        <w:t>APIs</w:t>
+      </w:r>
+      <w:r>
+        <w:rPr>
+          <w:b/>
+          <w:bCs/>
+          <w:color w:val="4472C4" w:themeColor="accent1"/>
+        </w:rPr>
+        <w:t xml:space="preserve"> </w:t>
+      </w:r>
+      <w:r>
+        <w:rPr>
+          <w:b/>
+          <w:bCs/>
+          <w:color w:val="3366CC"/>
+        </w:rPr>
+        <w:t xml:space="preserve">| </w:t>
+      </w:r>
+      <w:r>
+        <w:rPr>
+          <w:b/>
+          <w:bCs/>
+          <w:color w:val="3366CC"/>
+        </w:rPr>
+        <w:t xml:space="preserve">Azure </w:t>
+      </w:r>
+      <w:r>
+        <w:rPr>
+          <w:b/>
+          <w:bCs/>
+          <w:color w:val="3366CC"/>
+        </w:rPr>
+        <w:t xml:space="preserve">| </w:t>
+      </w:r>
+      <w:r>
+        <w:rPr>
+          <w:b/>
+          <w:bCs/>
+          <w:color w:val="3366CC"/>
+        </w:rPr>
+        <w:t xml:space="preserve">AWS </w:t>
+      </w:r>
+      <w:r>
+        <w:rPr>
+          <w:b/>
+          <w:bCs/>
+          <w:color w:val="3366CC"/>
+        </w:rPr>
+        <w:t>| Application Architecture</w:t>
       </w:r>
     </w:p>
     <w:p>
@@ -134,8 +265,18 @@
             <w:sz w:val="19"/>
             <w:szCs w:val="19"/>
           </w:rPr>
-          <w:t>linkedin.com/in/mr-muthukarthick</w:t>
+          <w:t>linkedin.com/in/</w:t>
         </w:r>
+        <w:proofErr w:type="spellStart"/>
+        <w:r>
+          <w:rPr>
+            <w:color w:val="3366CC"/>
+            <w:sz w:val="19"/>
+            <w:szCs w:val="19"/>
+          </w:rPr>
+          <w:t>mr-muthukarthick</w:t>
+        </w:r>
+        <w:proofErr w:type="spellEnd"/>
       </w:hyperlink>
       <w:r>
         <w:rPr>
@@ -161,8 +302,18 @@
             <w:sz w:val="19"/>
             <w:szCs w:val="19"/>
           </w:rPr>
-          <w:t>github.com/muthukarthick</w:t>
+          <w:t>github.com/</w:t>
         </w:r>
+        <w:proofErr w:type="spellStart"/>
+        <w:r>
+          <w:rPr>
+            <w:color w:val="3366CC"/>
+            <w:sz w:val="19"/>
+            <w:szCs w:val="19"/>
+          </w:rPr>
+          <w:t>muthukarthick</w:t>
+        </w:r>
+        <w:proofErr w:type="spellEnd"/>
       </w:hyperlink>
       <w:r>
         <w:t xml:space="preserve"> | </w:t>
@@ -178,40 +329,18 @@
           <w:sz w:val="19"/>
           <w:szCs w:val="19"/>
         </w:rPr>
-        <w:t>Portfolio</w:t>
-      </w:r>
-      <w:r>
-        <w:rPr>
-          <w:b/>
-          <w:bCs/>
-          <w:color w:val="1B2A4A"/>
-          <w:sz w:val="19"/>
-          <w:szCs w:val="19"/>
-        </w:rPr>
-        <w:t xml:space="preserve">: </w:t>
+        <w:t xml:space="preserve">Portfolio: </w:t>
       </w:r>
       <w:hyperlink r:id="rId7" w:history="1">
+        <w:proofErr w:type="spellStart"/>
         <w:r>
           <w:rPr>
             <w:rStyle w:val="Hyperlink"/>
             <w:u w:val="none"/>
           </w:rPr>
-          <w:t>muthukarthik-portfolio.verce</w:t>
+          <w:t>muthukarthik-portfolio.vercel.app</w:t>
         </w:r>
-        <w:r>
-          <w:rPr>
-            <w:rStyle w:val="Hyperlink"/>
-            <w:u w:val="none"/>
-          </w:rPr>
-          <w:t>l</w:t>
-        </w:r>
-        <w:r>
-          <w:rPr>
-            <w:rStyle w:val="Hyperlink"/>
-            <w:u w:val="none"/>
-          </w:rPr>
-          <w:t>.app</w:t>
-        </w:r>
+        <w:proofErr w:type="spellEnd"/>
       </w:hyperlink>
     </w:p>
     <w:p>
@@ -238,23 +367,13 @@
         <w:spacing w:after="80"/>
       </w:pPr>
       <w:r>
-        <w:t>Senior Full-Stack Developer with 10+ years of experience designing, developing, integrating, maintaining, and optimizing production-grade web applications and digital platforms. Strong expertise in PHP and modern PHP frameworks and CMS platforms including Laravel, Drupal (8/9/10/11), WordPress, and Payload CMS, with hands-on front-end development using React, JavaScript, and TypeScript.</w:t>
-      </w:r>
-    </w:p>
-    <w:p>
-      <w:pPr>
-        <w:spacing w:after="80"/>
-      </w:pPr>
-      <w:r>
-        <w:t>Experienced across the complete application lifecycle, including solution architecture, backend development, RESTful API design, third-party API integrations (Microsoft Services, HubSpot, CRM platforms, TrueNorth), database design, authentication and authorization, payment gateway integration (PayPal, Stripe), custom modules and plugins and themes, responsive UI development, performance optimization, security, debugging, deployment support, and technical problem solving.</w:t>
-      </w:r>
-    </w:p>
-    <w:p>
-      <w:pPr>
-        <w:spacing w:after="80"/>
-      </w:pPr>
-      <w:r>
-        <w:t>Proven ability to lead development teams, plan technical solutions, conduct code reviews, and deliver scalable web applications across e-commerce, healthcare, finance, booking, and enterprise domains. Strong capability to translate business requirements into maintainable technical solutions using clean architecture, API-first principles, and modular development practices.</w:t>
+        <w:t>S</w:t>
+      </w:r>
+      <w:r>
+        <w:t>enior Full-Stack Developer with 10+ years of experience in designing, developing, integrating, maintaining, and optimizing scalable web applications and enterprise digital platforms. Expertise in PHP, Laravel, Drupal, WordPress, React, JavaScript, TypeScript, MySQL, RESTful APIs, JSON, and third-party integrations. Strong experience in application architecture, API integration, database optimization, performance tuning, security, debugging, production support, and technical documentation. Proven ability to lead development teams and deliver scalable, maintainable, and high-performance solutions using Agile, API-first, and modular development practice</w:t>
+      </w:r>
+      <w:r>
+        <w:t>s.</w:t>
       </w:r>
     </w:p>
     <w:p>
@@ -305,7 +424,13 @@
         <w:t xml:space="preserve">Frontend Development: </w:t>
       </w:r>
       <w:r>
-        <w:t>React, JavaScript, TypeScript, jQuery, AJAX, HTML5, CSS3, Responsive Web Design, Component-Based Architecture, SPA Development</w:t>
+        <w:t>React,</w:t>
+      </w:r>
+      <w:r>
+        <w:t xml:space="preserve"> Vue,</w:t>
+      </w:r>
+      <w:r>
+        <w:t xml:space="preserve"> JavaScript, TypeScript, jQuery, AJAX, HTML5, CSS3, Responsive Web Design, Component-Based Architecture, SPA Development</w:t>
       </w:r>
     </w:p>
     <w:p>
@@ -323,6 +448,9 @@
       <w:r>
         <w:t>RESTful API Development, API-First Architecture, Microsoft Service API, TrueNorth API, HubSpot Integration, Sugar CRM Integration, Payment Gateways (PayPal, Stripe), Webhooks, JSON, XML</w:t>
       </w:r>
+      <w:r>
+        <w:t>, SOAP</w:t>
+      </w:r>
     </w:p>
     <w:p>
       <w:pPr>
@@ -339,6 +467,15 @@
       <w:r>
         <w:t>Custom Drupal Modules, Custom Drupal Themes, Drupal Webform, Drupal Entity API, Drupal Views, Drupal Configuration Management, Twig, Custom WordPress Plugins, Custom WordPress Themes, Blade Template Engine</w:t>
       </w:r>
+      <w:r>
+        <w:t>, Live</w:t>
+      </w:r>
+      <w:r>
+        <w:t xml:space="preserve"> </w:t>
+      </w:r>
+      <w:r>
+        <w:t>Wire</w:t>
+      </w:r>
     </w:p>
     <w:p>
       <w:pPr>
@@ -379,38 +516,55 @@
       <w:r>
         <w:t xml:space="preserve">Git, SVN, Composer, </w:t>
       </w:r>
+      <w:r>
+        <w:t>NPM</w:t>
+      </w:r>
+      <w:r>
+        <w:t xml:space="preserve">, Jira, Slack, FileZilla (FTP), </w:t>
+      </w:r>
       <w:proofErr w:type="spellStart"/>
       <w:r>
-        <w:t>npm</w:t>
+        <w:t>Mailtrap</w:t>
       </w:r>
       <w:proofErr w:type="spellEnd"/>
       <w:r>
-        <w:t xml:space="preserve">, Jira, Slack, FileZilla (FTP), </w:t>
-      </w:r>
-      <w:proofErr w:type="spellStart"/>
-      <w:r>
-        <w:t>Mailtrap</w:t>
-      </w:r>
-      <w:proofErr w:type="spellEnd"/>
-      <w:r>
-        <w:t>, Mailchimp, CI/CD Concepts</w:t>
-      </w:r>
-    </w:p>
-    <w:p>
-      <w:pPr>
-        <w:spacing w:after="60"/>
-      </w:pPr>
-      <w:r>
-        <w:rPr>
-          <w:b/>
-          <w:bCs/>
-          <w:color w:val="1B2A4A"/>
-        </w:rPr>
-        <w:t xml:space="preserve">Cloud Platforms: </w:t>
+        <w:t>, Mailchimp</w:t>
+      </w:r>
+    </w:p>
+    <w:p>
+      <w:pPr>
+        <w:spacing w:after="60"/>
+      </w:pPr>
+      <w:r>
+        <w:rPr>
+          <w:b/>
+          <w:bCs/>
+          <w:color w:val="1B2A4A"/>
+        </w:rPr>
+        <w:t xml:space="preserve">Cloud </w:t>
+      </w:r>
+      <w:r>
+        <w:rPr>
+          <w:b/>
+          <w:bCs/>
+          <w:color w:val="1B2A4A"/>
+        </w:rPr>
+        <w:t>&amp; Operations</w:t>
+      </w:r>
+      <w:r>
+        <w:rPr>
+          <w:b/>
+          <w:bCs/>
+          <w:color w:val="1B2A4A"/>
+        </w:rPr>
+        <w:t xml:space="preserve">: </w:t>
       </w:r>
       <w:r>
         <w:t>Azure, AWS</w:t>
       </w:r>
+      <w:r>
+        <w:t xml:space="preserve">, CI/CD Concepts, Scheduled Jobs/Cron Jobs, Deployment Supports, Backup Awareness </w:t>
+      </w:r>
     </w:p>
     <w:p>
       <w:pPr>
@@ -425,7 +579,19 @@
         <w:t xml:space="preserve">Security: </w:t>
       </w:r>
       <w:r>
-        <w:t>Authentication, Authorization, Role-Based Access Control (RBAC), Data Encryption, Input Validation, CSRF Protection, Session Security, API Security, Secure Password Handling</w:t>
+        <w:t xml:space="preserve">Authentication, Authorization, Role-Based Access Control (RBAC), Data Encryption, Input Validation, CSRF Protection, </w:t>
+      </w:r>
+      <w:r>
+        <w:t>Bearer Token Authentication</w:t>
+      </w:r>
+      <w:r>
+        <w:t>, JWT</w:t>
+      </w:r>
+      <w:r>
+        <w:t xml:space="preserve">, </w:t>
+      </w:r>
+      <w:r>
+        <w:t>OAuth</w:t>
       </w:r>
     </w:p>
     <w:p>
@@ -441,7 +607,43 @@
         <w:t xml:space="preserve">Methodologies: </w:t>
       </w:r>
       <w:r>
-        <w:t>Agile, Scrum, Sprint Planning, Code Review, Technical Documentation, Estimation</w:t>
+        <w:t>Agile, Scrum,</w:t>
+      </w:r>
+      <w:r>
+        <w:t xml:space="preserve"> </w:t>
+      </w:r>
+      <w:r>
+        <w:t>Meeting Agenda</w:t>
+      </w:r>
+      <w:r>
+        <w:t>,</w:t>
+      </w:r>
+      <w:r>
+        <w:t xml:space="preserve"> Sprint Planning,</w:t>
+      </w:r>
+      <w:r>
+        <w:t xml:space="preserve"> </w:t>
+      </w:r>
+      <w:r>
+        <w:t>Daily Stand-ups,</w:t>
+      </w:r>
+      <w:r>
+        <w:t xml:space="preserve"> </w:t>
+      </w:r>
+      <w:r>
+        <w:t>Task Prioritization,</w:t>
+      </w:r>
+      <w:r>
+        <w:t xml:space="preserve"> </w:t>
+      </w:r>
+      <w:r>
+        <w:t>Team Coordination</w:t>
+      </w:r>
+      <w:r>
+        <w:t>,</w:t>
+      </w:r>
+      <w:r>
+        <w:t xml:space="preserve"> Code Review, Technical Documentation, Estimation</w:t>
       </w:r>
     </w:p>
     <w:p>
@@ -498,7 +700,7 @@
           <w:b/>
           <w:bCs/>
         </w:rPr>
-        <w:t>Associate Software Developer III and Team Planner / Lead</w:t>
+        <w:t>Senior Full-Stack Developer | Team Lead</w:t>
       </w:r>
     </w:p>
     <w:p>
@@ -536,20 +738,20 @@
         <w:spacing w:after="60"/>
       </w:pPr>
       <w:r>
+        <w:t>Designed and implemented RESTful API integrations with HubSpot CRM, Sugar CRM, TrueNorth API, and Microsoft Service API, enabling automated data synchronization, lead management, and business process orchestration between internal platforms and external services.</w:t>
+      </w:r>
+    </w:p>
+    <w:p>
+      <w:pPr>
+        <w:pStyle w:val="ListParagraph"/>
+        <w:numPr>
+          <w:ilvl w:val="0"/>
+          <w:numId w:val="1"/>
+        </w:numPr>
+        <w:spacing w:after="60"/>
+      </w:pPr>
+      <w:r>
         <w:lastRenderedPageBreak/>
-        <w:t>Designed and implemented RESTful API integrations with HubSpot CRM, Sugar CRM, TrueNorth API, and Microsoft Service API, enabling automated data synchronization, lead management, and business process orchestration between internal platforms and external services.</w:t>
-      </w:r>
-    </w:p>
-    <w:p>
-      <w:pPr>
-        <w:pStyle w:val="ListParagraph"/>
-        <w:numPr>
-          <w:ilvl w:val="0"/>
-          <w:numId w:val="1"/>
-        </w:numPr>
-        <w:spacing w:after="60"/>
-      </w:pPr>
-      <w:r>
         <w:t>Engineered full-stack web applications using Drupal, Laravel, WordPress, Node.js, and React, delivering end-to-end features from requirements analysis and solution design through development, testing, and production deployment.</w:t>
       </w:r>
     </w:p>
@@ -871,6 +1073,13 @@
         </w:rPr>
         <w:t>Software Developer</w:t>
       </w:r>
+      <w:r>
+        <w:rPr>
+          <w:b/>
+          <w:bCs/>
+        </w:rPr>
+        <w:t xml:space="preserve"> &amp; Manual Tester</w:t>
+      </w:r>
     </w:p>
     <w:p>
       <w:pPr>
@@ -920,20 +1129,20 @@
         <w:spacing w:after="60"/>
       </w:pPr>
       <w:r>
+        <w:t>Implemented payment gateway integrations (PayPal, Stripe) for e-commerce platforms, enabling secure online payment processing, transaction management, and order confirmation workflows.</w:t>
+      </w:r>
+    </w:p>
+    <w:p>
+      <w:pPr>
+        <w:pStyle w:val="ListParagraph"/>
+        <w:numPr>
+          <w:ilvl w:val="0"/>
+          <w:numId w:val="1"/>
+        </w:numPr>
+        <w:spacing w:after="60"/>
+      </w:pPr>
+      <w:r>
         <w:lastRenderedPageBreak/>
-        <w:t>Implemented payment gateway integrations (PayPal, Stripe) for e-commerce platforms, enabling secure online payment processing, transaction management, and order confirmation workflows.</w:t>
-      </w:r>
-    </w:p>
-    <w:p>
-      <w:pPr>
-        <w:pStyle w:val="ListParagraph"/>
-        <w:numPr>
-          <w:ilvl w:val="0"/>
-          <w:numId w:val="1"/>
-        </w:numPr>
-        <w:spacing w:after="60"/>
-      </w:pPr>
-      <w:r>
         <w:t>Engineered MongoDB-based data solutions for applications requiring flexible, document-oriented data models and non-relational storage patterns.</w:t>
       </w:r>
     </w:p>
